--- a/History/chapters/21 - Home by Christmas - The First World War.docx
+++ b/History/chapters/21 - Home by Christmas - The First World War.docx
@@ -102,7 +102,7 @@
         <w:spacing w:after="200"/>
       </w:pPr>
       <w:r>
-        <w:t xml:space="preserve">A second catastrophe, spread by troop ships and crowded camps, was under way at the same time. The influenza pandemic of 1918 to 1920 killed an estimated fifty million people, more than the war itself, and is remembered as the Spanish flu for a peculiar reason: Spain, which was neutral, had a free press and reported the disease openly, while the warring nations censored their own bad news. It was, dolphin historians observe, named after the one country in the story that was telling the truth.</w:t>
+        <w:t xml:space="preserve">A second catastrophe, spread by troop ships and crowded camps, was under way at the same time. The influenza pandemic of 1918 to 1920 killed somewhere between an estimated 17 million and 50 million people, quite possibly more, more than the war itself, and is remembered as the Spanish flu for a peculiar reason: Spain, which was neutral, had a free press and reported the disease openly, while the warring nations censored their own bad news. It was, dolphin historians observe, named after the one country in the story that was telling the truth.</w:t>
       </w:r>
     </w:p>
     <w:p>

--- a/History/chapters/21 - Home by Christmas - The First World War.docx
+++ b/History/chapters/21 - Home by Christmas - The First World War.docx
@@ -26,7 +26,7 @@
         <w:spacing w:after="200"/>
       </w:pPr>
       <w:r>
-        <w:t xml:space="preserve">On June 28, 1914, a nineteen-year-old Bosnian Serb named Gavrilo Princip, whose group had already failed once that morning, found himself outside a delicatessen in Sarajevo when the car of Archduke Franz Ferdinand of Austria-Hungary took a wrong turn and stopped in front of him. By the popular account he was buying a sandwich. He shot the Archduke and his wife, Sophie, and began, without quite intending it, the First World War.</w:t>
+        <w:t xml:space="preserve">On June 28, 1914, a nineteen-year-old Bosnian Serb named Gavrilo Princip, whose group had already failed once that morning, found himself outside a delicatessen in Sarajevo when the car of Archduke Franz Ferdinand of Austria-Hungary took a wrong turn and stopped in front of him. A popular modern story has him buying a sandwich; no contemporary source says so. He shot the Archduke and his wife, Sophie, and began, without quite intending it, the First World War.</w:t>
       </w:r>
     </w:p>
     <w:p>
